--- a/fichas/lengua/ficha_lengua_texto-teatral_5.docx
+++ b/fichas/lengua/ficha_lengua_texto-teatral_5.docx
@@ -722,6 +722,267 @@
     </w:p>
     <w:p>
       <w:pPr>
+        <w:spacing w:after="40"/>
+      </w:pPr>
+    </w:p>
+    <w:tbl>
+      <w:tblPr>
+        <w:tblW w:type="auto" w:w="0"/>
+        <w:jc w:val="left"/>
+        <w:tblLayout w:type="fixed"/>
+        <w:tblLook w:firstColumn="1" w:firstRow="1" w:lastColumn="0" w:lastRow="0" w:noHBand="0" w:noVBand="1" w:val="04A0"/>
+        <w:tblLayout w:type="fixed"/>
+        <w:tblW w:w="10034" w:type="dxa"/>
+        <w:tblInd w:w="0" w:type="dxa"/>
+      </w:tblPr>
+      <w:tblGrid>
+        <w:gridCol w:w="10092"/>
+      </w:tblGrid>
+      <w:tr>
+        <w:tc>
+          <w:tcPr>
+            <w:tcW w:type="dxa" w:w="10035"/>
+            <w:shd w:val="clear" w:color="auto" w:fill="595959"/>
+            <w:tcBorders>
+              <w:top w:val="single" w:sz="4" w:space="0" w:color="595959"/>
+              <w:left w:val="single" w:sz="4" w:space="0" w:color="595959"/>
+              <w:bottom w:val="single" w:sz="4" w:space="0" w:color="595959"/>
+              <w:right w:val="single" w:sz="4" w:space="0" w:color="595959"/>
+            </w:tcBorders>
+          </w:tcPr>
+          <w:p>
+            <w:pPr>
+              <w:spacing w:before="60" w:after="60"/>
+            </w:pPr>
+            <w:r>
+              <w:rPr>
+                <w:b/>
+                <w:color w:val="FFFFFF"/>
+                <w:sz w:val="25"/>
+              </w:rPr>
+              <w:t>4. VERDADERO O FALSO — Repasa lo aprendido</w:t>
+            </w:r>
+          </w:p>
+        </w:tc>
+      </w:tr>
+    </w:tbl>
+    <w:p>
+      <w:pPr>
+        <w:spacing w:after="40"/>
+      </w:pPr>
+    </w:p>
+    <w:p>
+      <w:pPr>
+        <w:spacing w:after="80"/>
+      </w:pPr>
+      <w:r>
+        <w:rPr>
+          <w:i/>
+          <w:sz w:val="22"/>
+        </w:rPr>
+        <w:t>Indica si cada afirmación es verdadera (V) o falsa (F).</w:t>
+      </w:r>
+    </w:p>
+    <w:p>
+      <w:pPr>
+        <w:spacing w:after="160"/>
+      </w:pPr>
+      <w:r>
+        <w:rPr>
+          <w:sz w:val="22"/>
+        </w:rPr>
+        <w:t xml:space="preserve">1. El texto teatral se escribe para ser representado. → ______________________</w:t>
+      </w:r>
+    </w:p>
+    <w:p>
+      <w:pPr>
+        <w:spacing w:after="160"/>
+      </w:pPr>
+      <w:r>
+        <w:rPr>
+          <w:sz w:val="22"/>
+        </w:rPr>
+        <w:t xml:space="preserve">2. El texto teatral se organiza en actos y escenas. → ______________________</w:t>
+      </w:r>
+    </w:p>
+    <w:p>
+      <w:pPr>
+        <w:spacing w:after="160"/>
+      </w:pPr>
+      <w:r>
+        <w:rPr>
+          <w:sz w:val="22"/>
+        </w:rPr>
+        <w:t xml:space="preserve">3. Las acotaciones son parte del diálogo entre los personajes. → ______________________</w:t>
+      </w:r>
+    </w:p>
+    <w:p>
+      <w:pPr>
+        <w:spacing w:after="160"/>
+      </w:pPr>
+      <w:r>
+        <w:rPr>
+          <w:sz w:val="22"/>
+        </w:rPr>
+        <w:t xml:space="preserve">4. Las acotaciones dan indicaciones sobre el escenario, los gestos o el tono. → ______________________</w:t>
+      </w:r>
+    </w:p>
+    <w:p>
+      <w:pPr>
+        <w:spacing w:after="160"/>
+      </w:pPr>
+      <w:r>
+        <w:rPr>
+          <w:sz w:val="22"/>
+        </w:rPr>
+        <w:t xml:space="preserve">5. El diálogo es la conversación entre los personajes de la obra. → ______________________</w:t>
+      </w:r>
+    </w:p>
+    <w:p>
+      <w:pPr>
+        <w:spacing w:after="160"/>
+      </w:pPr>
+      <w:r>
+        <w:rPr>
+          <w:sz w:val="22"/>
+        </w:rPr>
+        <w:t xml:space="preserve">6. Un acto puede dividirse en varias escenas. → ______________________</w:t>
+      </w:r>
+    </w:p>
+    <w:p>
+      <w:pPr>
+        <w:spacing w:after="160"/>
+      </w:pPr>
+      <w:r>
+        <w:rPr>
+          <w:sz w:val="22"/>
+        </w:rPr>
+        <w:t xml:space="preserve">7. El texto teatral nunca incluye indicaciones para los actores. → ______________________</w:t>
+      </w:r>
+    </w:p>
+    <w:p>
+      <w:pPr>
+        <w:spacing w:after="160"/>
+      </w:pPr>
+      <w:r>
+        <w:rPr>
+          <w:sz w:val="22"/>
+        </w:rPr>
+        <w:t xml:space="preserve">8. El teatro combina diálogo y acotaciones para contar la historia. → ______________________</w:t>
+      </w:r>
+    </w:p>
+    <w:p>
+      <w:pPr>
+        <w:spacing w:after="160"/>
+      </w:pPr>
+      <w:r>
+        <w:rPr>
+          <w:sz w:val="22"/>
+        </w:rPr>
+        <w:t xml:space="preserve">9. Los personajes de una obra de teatro se identifican antes de sus intervenciones. → ______________________</w:t>
+      </w:r>
+    </w:p>
+    <w:p>
+      <w:pPr>
+        <w:spacing w:after="160"/>
+      </w:pPr>
+      <w:r>
+        <w:rPr>
+          <w:sz w:val="22"/>
+        </w:rPr>
+        <w:t xml:space="preserve">10. El decorado y el vestuario también forman parte de la representación teatral. → ______________________</w:t>
+      </w:r>
+    </w:p>
+    <w:p>
+      <w:pPr>
+        <w:spacing w:after="160"/>
+      </w:pPr>
+      <w:r>
+        <w:rPr>
+          <w:sz w:val="22"/>
+        </w:rPr>
+        <w:t xml:space="preserve">11. Una acotación puede indicar que un personaje entra o sale de escena. → ______________________</w:t>
+      </w:r>
+    </w:p>
+    <w:p>
+      <w:pPr>
+        <w:spacing w:after="160"/>
+      </w:pPr>
+      <w:r>
+        <w:rPr>
+          <w:sz w:val="22"/>
+        </w:rPr>
+        <w:t xml:space="preserve">12. El texto teatral se lee exactamente igual que una novela, sin diferencias. → ______________________</w:t>
+      </w:r>
+    </w:p>
+    <w:p>
+      <w:pPr>
+        <w:spacing w:after="160"/>
+      </w:pPr>
+      <w:r>
+        <w:rPr>
+          <w:sz w:val="22"/>
+        </w:rPr>
+        <w:t xml:space="preserve">13. Un acto suele marcar un cambio importante en la historia. → ______________________</w:t>
+      </w:r>
+    </w:p>
+    <w:p>
+      <w:pPr>
+        <w:spacing w:after="160"/>
+      </w:pPr>
+      <w:r>
+        <w:rPr>
+          <w:sz w:val="22"/>
+        </w:rPr>
+        <w:t xml:space="preserve">14. Las acotaciones normalmente se escriben entre paréntesis o en cursiva. → ______________________</w:t>
+      </w:r>
+    </w:p>
+    <w:p>
+      <w:pPr>
+        <w:spacing w:after="160"/>
+      </w:pPr>
+      <w:r>
+        <w:rPr>
+          <w:sz w:val="22"/>
+        </w:rPr>
+        <w:t xml:space="preserve">15. El teatro es un género literario pensado para el público. → ______________________</w:t>
+      </w:r>
+    </w:p>
+    <w:p>
+      <w:pPr>
+        <w:spacing w:after="160"/>
+      </w:pPr>
+      <w:r>
+        <w:rPr>
+          <w:sz w:val="22"/>
+        </w:rPr>
+        <w:t xml:space="preserve">16. Leer una obra de teatro en voz alta ayuda a entender mejor el diálogo. → ______________________</w:t>
+      </w:r>
+    </w:p>
+    <w:p>
+      <w:pPr>
+        <w:spacing w:after="160"/>
+      </w:pPr>
+      <w:r>
+        <w:rPr>
+          <w:sz w:val="22"/>
+        </w:rPr>
+        <w:t xml:space="preserve">17. El teatro puede representarse ante un público en directo. → ______________________</w:t>
+      </w:r>
+    </w:p>
+    <w:p>
+      <w:pPr>
+        <w:spacing w:after="160"/>
+      </w:pPr>
+      <w:r>
+        <w:rPr>
+          <w:sz w:val="22"/>
+        </w:rPr>
+        <w:t xml:space="preserve">18. Cada personaje tiene su propio papel dentro de la obra. → ______________________</w:t>
+      </w:r>
+    </w:p>
+    <w:p>
+      <w:pPr>
         <w:spacing w:before="200"/>
         <w:jc w:val="center"/>
       </w:pPr>
